--- a/初二练习册/学生版/秋08 第2讲速度进阶 练习册 教师版.docx
+++ b/初二练习册/学生版/秋08 第2讲速度进阶 练习册 教师版.docx
@@ -645,19 +645,10 @@
       <w:pPr>
         <w:pStyle w:val="1230"/>
         <w:ind w:left="588"/>
-      </w:pPr>
-      <w:r>
-        <w:rPr>
-          <w:rFonts w:hint="eastAsia"/>
-        </w:rPr>
-        <w:t>【答案】</w:t>
-      </w:r>
-      <w:r>
-        <w:rPr>
-          <w:rFonts w:hint="eastAsia"/>
-        </w:rPr>
-        <w:t>D</w:t>
-      </w:r>
+        <w:rPr>
+          <w:rFonts w:hint="eastAsia"/>
+        </w:rPr>
+      </w:pPr>
     </w:p>
     <w:p>
       <w:pPr>
@@ -944,19 +935,10 @@
       <w:pPr>
         <w:pStyle w:val="1230"/>
         <w:ind w:left="588"/>
-      </w:pPr>
-      <w:r>
-        <w:rPr>
-          <w:rFonts w:hint="eastAsia"/>
-        </w:rPr>
-        <w:t>【答案】</w:t>
-      </w:r>
-      <w:r>
-        <w:rPr>
-          <w:rFonts w:hint="eastAsia"/>
-        </w:rPr>
-        <w:t>D</w:t>
-      </w:r>
+        <w:rPr>
+          <w:rFonts w:hint="eastAsia"/>
+        </w:rPr>
+      </w:pPr>
     </w:p>
     <w:p>
       <w:pPr>
@@ -1251,67 +1233,46 @@
     </w:p>
     <w:p>
       <w:pPr>
-        <w:pStyle w:val="1230"/>
-        <w:ind w:left="588"/>
-      </w:pPr>
-      <w:r>
-        <w:rPr>
-          <w:rFonts w:hint="eastAsia"/>
-        </w:rPr>
-        <w:t>【答案】</w:t>
-      </w:r>
-      <w:r>
-        <w:rPr>
-          <w:rFonts w:hint="eastAsia"/>
-        </w:rPr>
-        <w:t>ACDE</w:t>
-      </w:r>
-    </w:p>
-    <w:p>
-      <w:pPr>
-        <w:spacing w:line="360" w:lineRule="auto"/>
-        <w:rPr>
-          <w:rFonts w:ascii="Times New Roman" w:eastAsia="新宋体" w:hAnsi="Times New Roman"/>
-          <w:szCs w:val="21"/>
-        </w:rPr>
-      </w:pPr>
-    </w:p>
-    <w:p>
-      <w:pPr>
-        <w:spacing w:line="360" w:lineRule="auto"/>
-        <w:rPr>
-          <w:rFonts w:ascii="Times New Roman" w:eastAsia="新宋体" w:hAnsi="Times New Roman"/>
-          <w:szCs w:val="21"/>
-        </w:rPr>
-      </w:pPr>
-    </w:p>
-    <w:p>
-      <w:pPr>
-        <w:spacing w:line="360" w:lineRule="auto"/>
-        <w:ind w:leftChars="130" w:left="273"/>
-        <w:rPr>
-          <w:rFonts w:ascii="Times New Roman" w:eastAsia="新宋体" w:hAnsi="Times New Roman"/>
-          <w:szCs w:val="21"/>
-        </w:rPr>
-      </w:pPr>
-    </w:p>
-    <w:p>
-      <w:pPr>
-        <w:spacing w:line="360" w:lineRule="auto"/>
-        <w:ind w:leftChars="130" w:left="273"/>
-        <w:rPr>
-          <w:rFonts w:ascii="Times New Roman" w:eastAsia="新宋体" w:hAnsi="Times New Roman"/>
-          <w:szCs w:val="21"/>
-        </w:rPr>
-      </w:pPr>
-    </w:p>
-    <w:p>
-      <w:pPr>
-        <w:spacing w:line="360" w:lineRule="auto"/>
-        <w:ind w:leftChars="130" w:left="273"/>
-        <w:rPr>
-          <w:rFonts w:ascii="Times New Roman" w:eastAsia="新宋体" w:hAnsi="Times New Roman"/>
-          <w:szCs w:val="21"/>
+        <w:pStyle w:val="123"/>
+        <w:ind w:leftChars="0"/>
+      </w:pPr>
+    </w:p>
+    <w:p>
+      <w:pPr>
+        <w:pStyle w:val="123"/>
+        <w:ind w:leftChars="0"/>
+      </w:pPr>
+    </w:p>
+    <w:p>
+      <w:pPr>
+        <w:pStyle w:val="123"/>
+        <w:ind w:leftChars="0"/>
+      </w:pPr>
+    </w:p>
+    <w:p>
+      <w:pPr>
+        <w:pStyle w:val="123"/>
+        <w:ind w:leftChars="0"/>
+      </w:pPr>
+    </w:p>
+    <w:p>
+      <w:pPr>
+        <w:pStyle w:val="123"/>
+        <w:ind w:leftChars="0"/>
+      </w:pPr>
+    </w:p>
+    <w:p>
+      <w:pPr>
+        <w:pStyle w:val="123"/>
+        <w:ind w:leftChars="0"/>
+      </w:pPr>
+    </w:p>
+    <w:p>
+      <w:pPr>
+        <w:pStyle w:val="123"/>
+        <w:ind w:leftChars="0"/>
+        <w:rPr>
+          <w:rFonts w:hint="eastAsia"/>
         </w:rPr>
       </w:pPr>
     </w:p>
@@ -1509,9 +1470,9 @@
           <w:noProof/>
         </w:rPr>
         <w:drawing>
-          <wp:inline distT="0" distB="0" distL="0" distR="0" wp14:anchorId="3256CE36" wp14:editId="4731AAC2">
-            <wp:extent cx="4219575" cy="904875"/>
-            <wp:effectExtent l="0" t="0" r="1270" b="1905"/>
+          <wp:inline distT="0" distB="0" distL="0" distR="0" wp14:anchorId="3256CE36" wp14:editId="1B56AD4A">
+            <wp:extent cx="3029803" cy="649732"/>
+            <wp:effectExtent l="0" t="0" r="0" b="0"/>
             <wp:docPr id="13" name="图片24" descr="菁优网：http://www.jyeoo.com"/>
             <wp:cNvGraphicFramePr>
               <a:graphicFrameLocks xmlns:a="http://schemas.openxmlformats.org/drawingml/2006/main" noChangeAspect="1"/>
@@ -1534,7 +1495,7 @@
                   <pic:spPr>
                     <a:xfrm>
                       <a:off x="0" y="0"/>
-                      <a:ext cx="4219575" cy="904875"/>
+                      <a:ext cx="3078305" cy="660133"/>
                     </a:xfrm>
                     <a:prstGeom prst="rect">
                       <a:avLst/>
@@ -1783,26 +1744,11 @@
     </w:p>
     <w:p>
       <w:pPr>
-        <w:pStyle w:val="1230"/>
-        <w:ind w:left="588"/>
-      </w:pPr>
-      <w:r>
-        <w:rPr>
-          <w:rFonts w:hint="eastAsia"/>
-        </w:rPr>
-        <w:t>【答案】</w:t>
-      </w:r>
-      <w:r>
-        <w:rPr>
-          <w:rFonts w:hint="eastAsia"/>
-        </w:rPr>
-        <w:t>D</w:t>
-      </w:r>
-    </w:p>
-    <w:p>
-      <w:pPr>
         <w:spacing w:line="360" w:lineRule="auto"/>
         <w:ind w:leftChars="130" w:left="273"/>
+        <w:rPr>
+          <w:rFonts w:hint="eastAsia"/>
+        </w:rPr>
       </w:pPr>
     </w:p>
     <w:p>
@@ -2010,8 +1956,8 @@
           <w:noProof/>
         </w:rPr>
         <w:drawing>
-          <wp:inline distT="0" distB="0" distL="0" distR="0" wp14:anchorId="103C8B3B" wp14:editId="7DB601E3">
-            <wp:extent cx="4523105" cy="1505585"/>
+          <wp:inline distT="0" distB="0" distL="0" distR="0" wp14:anchorId="103C8B3B" wp14:editId="47A66779">
+            <wp:extent cx="3302758" cy="1099436"/>
             <wp:effectExtent l="0" t="0" r="0" b="5715"/>
             <wp:docPr id="23" name="图片24" descr="菁优网：http://www.jyeoo.com"/>
             <wp:cNvGraphicFramePr>
@@ -2035,7 +1981,7 @@
                   <pic:spPr>
                     <a:xfrm>
                       <a:off x="0" y="0"/>
-                      <a:ext cx="4523241" cy="1505715"/>
+                      <a:ext cx="3333247" cy="1109585"/>
                     </a:xfrm>
                     <a:prstGeom prst="rect">
                       <a:avLst/>
@@ -2377,83 +2323,9 @@
     </w:p>
     <w:p>
       <w:pPr>
-        <w:pStyle w:val="1230"/>
-        <w:ind w:left="588"/>
-      </w:pPr>
-      <w:r>
-        <w:t>【答案】（</w:t>
-      </w:r>
-      <w:r>
-        <w:t>1</w:t>
-      </w:r>
-      <w:r>
-        <w:t>）小于；（</w:t>
-      </w:r>
-      <w:r>
-        <w:t>2</w:t>
-      </w:r>
-      <w:r>
-        <w:t>）</w:t>
-      </w:r>
-      <w:r>
-        <w:t>t1</w:t>
-      </w:r>
-      <w:r>
-        <w:t>。</w:t>
-      </w:r>
-    </w:p>
-    <w:p>
-      <w:pPr>
         <w:spacing w:line="288" w:lineRule="auto"/>
-        <w:ind w:leftChars="-100" w:left="-210"/>
-        <w:rPr>
-          <w:rFonts w:ascii="Times New Roman" w:eastAsiaTheme="majorEastAsia" w:hAnsi="Times New Roman" w:cs="Times New Roman"/>
-        </w:rPr>
-      </w:pPr>
-    </w:p>
-    <w:p>
-      <w:pPr>
-        <w:pStyle w:val="1230"/>
-        <w:ind w:leftChars="0" w:left="0"/>
-      </w:pPr>
-    </w:p>
-    <w:p>
-      <w:pPr>
-        <w:spacing w:line="360" w:lineRule="auto"/>
-        <w:ind w:left="273" w:hangingChars="130" w:hanging="273"/>
-        <w:rPr>
-          <w:rFonts w:ascii="Times New Roman" w:eastAsia="新宋体" w:hAnsi="Times New Roman"/>
-          <w:szCs w:val="21"/>
-        </w:rPr>
-      </w:pPr>
-    </w:p>
-    <w:p>
-      <w:pPr>
-        <w:spacing w:line="360" w:lineRule="auto"/>
-        <w:ind w:left="273" w:hangingChars="130" w:hanging="273"/>
-        <w:rPr>
-          <w:rFonts w:ascii="Times New Roman" w:eastAsia="新宋体" w:hAnsi="Times New Roman"/>
-          <w:szCs w:val="21"/>
-        </w:rPr>
-      </w:pPr>
-    </w:p>
-    <w:p>
-      <w:pPr>
-        <w:spacing w:line="360" w:lineRule="auto"/>
-        <w:ind w:left="273" w:hangingChars="130" w:hanging="273"/>
-        <w:rPr>
-          <w:rFonts w:ascii="Times New Roman" w:eastAsia="新宋体" w:hAnsi="Times New Roman"/>
-          <w:szCs w:val="21"/>
-        </w:rPr>
-      </w:pPr>
-    </w:p>
-    <w:p>
-      <w:pPr>
-        <w:spacing w:line="360" w:lineRule="auto"/>
-        <w:ind w:left="273" w:hangingChars="130" w:hanging="273"/>
-        <w:rPr>
-          <w:rFonts w:ascii="Times New Roman" w:eastAsia="新宋体" w:hAnsi="Times New Roman"/>
-          <w:szCs w:val="21"/>
+        <w:rPr>
+          <w:rFonts w:ascii="Times New Roman" w:eastAsiaTheme="majorEastAsia" w:hAnsi="Times New Roman" w:cs="Times New Roman" w:hint="eastAsia"/>
         </w:rPr>
       </w:pPr>
     </w:p>
@@ -2626,9 +2498,9 @@
           <w:noProof/>
         </w:rPr>
         <w:drawing>
-          <wp:inline distT="0" distB="0" distL="0" distR="0" wp14:anchorId="38A1CF54" wp14:editId="2019261A">
-            <wp:extent cx="2748485" cy="1293902"/>
-            <wp:effectExtent l="0" t="0" r="0" b="1905"/>
+          <wp:inline distT="0" distB="0" distL="0" distR="0" wp14:anchorId="38A1CF54" wp14:editId="315E2EAF">
+            <wp:extent cx="2429301" cy="1143640"/>
+            <wp:effectExtent l="0" t="0" r="9525" b="0"/>
             <wp:docPr id="22" name="图片24" descr="菁优网：http://www.jyeoo.com"/>
             <wp:cNvGraphicFramePr>
               <a:graphicFrameLocks xmlns:a="http://schemas.openxmlformats.org/drawingml/2006/main" noChangeAspect="1"/>
@@ -2651,7 +2523,7 @@
                   <pic:spPr>
                     <a:xfrm>
                       <a:off x="0" y="0"/>
-                      <a:ext cx="2755871" cy="1297379"/>
+                      <a:ext cx="2438318" cy="1147885"/>
                     </a:xfrm>
                     <a:prstGeom prst="rect">
                       <a:avLst/>
@@ -2830,6 +2702,9 @@
     <w:p>
       <w:pPr>
         <w:pStyle w:val="123"/>
+        <w:rPr>
+          <w:rFonts w:hint="eastAsia"/>
+        </w:rPr>
       </w:pPr>
       <w:r>
         <w:rPr>
@@ -2860,24 +2735,6 @@
           <w:rFonts w:hint="eastAsia"/>
         </w:rPr>
         <w:t>2</w:t>
-      </w:r>
-    </w:p>
-    <w:p>
-      <w:pPr>
-        <w:pStyle w:val="1230"/>
-        <w:ind w:left="588"/>
-      </w:pPr>
-      <w:r>
-        <w:rPr>
-          <w:rFonts w:hint="eastAsia"/>
-        </w:rPr>
-        <w:t>【答案】</w:t>
-      </w:r>
-      <w:r>
-        <w:rPr>
-          <w:rFonts w:hint="eastAsia"/>
-        </w:rPr>
-        <w:t>C</w:t>
       </w:r>
     </w:p>
     <w:p>
@@ -2889,10 +2746,11 @@
         <w:rPr>
           <w:noProof/>
         </w:rPr>
+        <w:lastRenderedPageBreak/>
         <mc:AlternateContent>
           <mc:Choice Requires="wps">
             <w:drawing>
-              <wp:inline distT="0" distB="0" distL="0" distR="0" wp14:anchorId="141696EE" wp14:editId="41A8D6D7">
+              <wp:inline distT="0" distB="0" distL="0" distR="0" wp14:anchorId="141696EE" wp14:editId="2E6438B7">
                 <wp:extent cx="352425" cy="172720"/>
                 <wp:effectExtent l="0" t="0" r="3810" b="0"/>
                 <wp:docPr id="34" name="矩形 34"/>
@@ -3085,9 +2943,17 @@
           <w:noProof/>
         </w:rPr>
         <w:drawing>
-          <wp:inline distT="0" distB="0" distL="0" distR="0" wp14:anchorId="0546E0A8" wp14:editId="0B254BC0">
+          <wp:anchor distT="0" distB="0" distL="114300" distR="114300" simplePos="0" relativeHeight="251658240" behindDoc="0" locked="0" layoutInCell="1" allowOverlap="1" wp14:anchorId="0546E0A8" wp14:editId="1B739AAD">
+            <wp:simplePos x="0" y="0"/>
+            <wp:positionH relativeFrom="column">
+              <wp:posOffset>3547944</wp:posOffset>
+            </wp:positionH>
+            <wp:positionV relativeFrom="paragraph">
+              <wp:posOffset>39389</wp:posOffset>
+            </wp:positionV>
             <wp:extent cx="1453515" cy="789305"/>
-            <wp:effectExtent l="0" t="0" r="3810" b="9525"/>
+            <wp:effectExtent l="0" t="0" r="0" b="0"/>
+            <wp:wrapNone/>
             <wp:docPr id="28" name="图片24" descr="菁优网：http://www.jyeoo.com"/>
             <wp:cNvGraphicFramePr>
               <a:graphicFrameLocks xmlns:a="http://schemas.openxmlformats.org/drawingml/2006/main" noChangeAspect="1"/>
@@ -3102,7 +2968,13 @@
                     </pic:cNvPicPr>
                   </pic:nvPicPr>
                   <pic:blipFill>
-                    <a:blip r:embed="rId16" cstate="print"/>
+                    <a:blip r:embed="rId16" cstate="print">
+                      <a:extLst>
+                        <a:ext uri="{28A0092B-C50C-407E-A947-70E740481C1C}">
+                          <a14:useLocalDpi xmlns:a14="http://schemas.microsoft.com/office/drawing/2010/main" val="0"/>
+                        </a:ext>
+                      </a:extLst>
+                    </a:blip>
                     <a:stretch>
                       <a:fillRect/>
                     </a:stretch>
@@ -3110,7 +2982,7 @@
                   <pic:spPr>
                     <a:xfrm>
                       <a:off x="0" y="0"/>
-                      <a:ext cx="1453899" cy="789434"/>
+                      <a:ext cx="1453515" cy="789305"/>
                     </a:xfrm>
                     <a:prstGeom prst="rect">
                       <a:avLst/>
@@ -3119,7 +2991,13 @@
                 </pic:pic>
               </a:graphicData>
             </a:graphic>
-          </wp:inline>
+            <wp14:sizeRelH relativeFrom="page">
+              <wp14:pctWidth>0</wp14:pctWidth>
+            </wp14:sizeRelH>
+            <wp14:sizeRelV relativeFrom="page">
+              <wp14:pctHeight>0</wp14:pctHeight>
+            </wp14:sizeRelV>
+          </wp:anchor>
         </w:drawing>
       </w:r>
     </w:p>
@@ -3312,19 +3190,10 @@
       <w:pPr>
         <w:pStyle w:val="1230"/>
         <w:ind w:left="588"/>
-      </w:pPr>
-      <w:r>
-        <w:rPr>
-          <w:rFonts w:hint="eastAsia"/>
-        </w:rPr>
-        <w:t>【答案】</w:t>
-      </w:r>
-      <w:r>
-        <w:rPr>
-          <w:rFonts w:hint="eastAsia"/>
-        </w:rPr>
-        <w:t>C</w:t>
-      </w:r>
+        <w:rPr>
+          <w:rFonts w:hint="eastAsia"/>
+        </w:rPr>
+      </w:pPr>
     </w:p>
     <w:p>
       <w:pPr>
@@ -3519,9 +3388,17 @@
           <w:noProof/>
         </w:rPr>
         <w:drawing>
-          <wp:inline distT="0" distB="0" distL="0" distR="0" wp14:anchorId="5A2A0C8E" wp14:editId="1A30782F">
-            <wp:extent cx="1772285" cy="1591310"/>
-            <wp:effectExtent l="0" t="0" r="8890" b="6350"/>
+          <wp:anchor distT="0" distB="0" distL="114300" distR="114300" simplePos="0" relativeHeight="251659264" behindDoc="0" locked="0" layoutInCell="1" allowOverlap="1" wp14:anchorId="5A2A0C8E" wp14:editId="17FB4D7D">
+            <wp:simplePos x="0" y="0"/>
+            <wp:positionH relativeFrom="column">
+              <wp:posOffset>3800266</wp:posOffset>
+            </wp:positionH>
+            <wp:positionV relativeFrom="paragraph">
+              <wp:posOffset>114926</wp:posOffset>
+            </wp:positionV>
+            <wp:extent cx="1194179" cy="1072237"/>
+            <wp:effectExtent l="0" t="0" r="6350" b="0"/>
+            <wp:wrapNone/>
             <wp:docPr id="30" name="图片24" descr="菁优网：http://www.jyeoo.com"/>
             <wp:cNvGraphicFramePr>
               <a:graphicFrameLocks xmlns:a="http://schemas.openxmlformats.org/drawingml/2006/main" noChangeAspect="1"/>
@@ -3536,7 +3413,13 @@
                     </pic:cNvPicPr>
                   </pic:nvPicPr>
                   <pic:blipFill>
-                    <a:blip r:embed="rId17" cstate="print"/>
+                    <a:blip r:embed="rId17" cstate="print">
+                      <a:extLst>
+                        <a:ext uri="{28A0092B-C50C-407E-A947-70E740481C1C}">
+                          <a14:useLocalDpi xmlns:a14="http://schemas.microsoft.com/office/drawing/2010/main" val="0"/>
+                        </a:ext>
+                      </a:extLst>
+                    </a:blip>
                     <a:stretch>
                       <a:fillRect/>
                     </a:stretch>
@@ -3544,7 +3427,7 @@
                   <pic:spPr>
                     <a:xfrm>
                       <a:off x="0" y="0"/>
-                      <a:ext cx="1772366" cy="1591318"/>
+                      <a:ext cx="1194179" cy="1072237"/>
                     </a:xfrm>
                     <a:prstGeom prst="rect">
                       <a:avLst/>
@@ -3553,7 +3436,13 @@
                 </pic:pic>
               </a:graphicData>
             </a:graphic>
-          </wp:inline>
+            <wp14:sizeRelH relativeFrom="page">
+              <wp14:pctWidth>0</wp14:pctWidth>
+            </wp14:sizeRelH>
+            <wp14:sizeRelV relativeFrom="page">
+              <wp14:pctHeight>0</wp14:pctHeight>
+            </wp14:sizeRelV>
+          </wp:anchor>
         </w:drawing>
       </w:r>
     </w:p>
@@ -3565,7 +3454,6 @@
         <w:rPr>
           <w:rFonts w:hint="eastAsia"/>
         </w:rPr>
-        <w:lastRenderedPageBreak/>
         <w:t>A</w:t>
       </w:r>
       <w:r>
@@ -3687,19 +3575,10 @@
       <w:pPr>
         <w:pStyle w:val="1230"/>
         <w:ind w:left="588"/>
-      </w:pPr>
-      <w:r>
-        <w:rPr>
-          <w:rFonts w:hint="eastAsia"/>
-        </w:rPr>
-        <w:t>【答案】</w:t>
-      </w:r>
-      <w:r>
-        <w:rPr>
-          <w:rFonts w:hint="eastAsia"/>
-        </w:rPr>
-        <w:t>D</w:t>
-      </w:r>
+        <w:rPr>
+          <w:rFonts w:hint="eastAsia"/>
+        </w:rPr>
+      </w:pPr>
     </w:p>
     <w:p>
       <w:pPr>
@@ -4180,27 +4059,112 @@
         <w:pStyle w:val="1230"/>
         <w:ind w:left="588"/>
       </w:pPr>
-      <w:r>
-        <w:t>【答案】</w:t>
-      </w:r>
-      <w:r>
-        <w:t>1</w:t>
-      </w:r>
-      <w:r>
-        <w:t>；</w:t>
-      </w:r>
-      <w:r>
-        <w:t>4</w:t>
-      </w:r>
-      <w:r>
-        <w:t>；＝。</w:t>
-      </w:r>
+    </w:p>
+    <w:p>
+      <w:pPr>
+        <w:pStyle w:val="1230"/>
+        <w:ind w:left="588"/>
+      </w:pPr>
+    </w:p>
+    <w:p>
+      <w:pPr>
+        <w:pStyle w:val="1230"/>
+        <w:ind w:left="588"/>
+      </w:pPr>
+    </w:p>
+    <w:p>
+      <w:pPr>
+        <w:pStyle w:val="1230"/>
+        <w:ind w:left="588"/>
+      </w:pPr>
+    </w:p>
+    <w:p>
+      <w:pPr>
+        <w:pStyle w:val="1230"/>
+        <w:ind w:left="588"/>
+      </w:pPr>
+    </w:p>
+    <w:p>
+      <w:pPr>
+        <w:pStyle w:val="1230"/>
+        <w:ind w:left="588"/>
+        <w:rPr>
+          <w:rFonts w:hint="eastAsia"/>
+        </w:rPr>
+      </w:pPr>
     </w:p>
     <w:p>
       <w:pPr>
         <w:pStyle w:val="af0"/>
         <w:ind w:left="672" w:hanging="672"/>
-      </w:pPr>
+        <w:rPr>
+          <w:rFonts w:hint="eastAsia"/>
+        </w:rPr>
+      </w:pPr>
+      <w:r>
+        <w:rPr>
+          <w:rFonts w:hint="eastAsia"/>
+          <w:noProof/>
+        </w:rPr>
+        <w:lastRenderedPageBreak/>
+        <w:drawing>
+          <wp:anchor distT="0" distB="0" distL="114300" distR="114300" simplePos="0" relativeHeight="251660288" behindDoc="0" locked="0" layoutInCell="1" allowOverlap="1" wp14:anchorId="1BD5D1BC" wp14:editId="39832DDE">
+            <wp:simplePos x="0" y="0"/>
+            <wp:positionH relativeFrom="column">
+              <wp:posOffset>3636750</wp:posOffset>
+            </wp:positionH>
+            <wp:positionV relativeFrom="paragraph">
+              <wp:posOffset>221073</wp:posOffset>
+            </wp:positionV>
+            <wp:extent cx="1603612" cy="639447"/>
+            <wp:effectExtent l="0" t="0" r="0" b="8255"/>
+            <wp:wrapNone/>
+            <wp:docPr id="37" name="图片24" descr="菁优网：http://www.jyeoo.com"/>
+            <wp:cNvGraphicFramePr>
+              <a:graphicFrameLocks xmlns:a="http://schemas.openxmlformats.org/drawingml/2006/main" noChangeAspect="1"/>
+            </wp:cNvGraphicFramePr>
+            <a:graphic xmlns:a="http://schemas.openxmlformats.org/drawingml/2006/main">
+              <a:graphicData uri="http://schemas.openxmlformats.org/drawingml/2006/picture">
+                <pic:pic xmlns:pic="http://schemas.openxmlformats.org/drawingml/2006/picture">
+                  <pic:nvPicPr>
+                    <pic:cNvPr id="37" name="图片24" descr="菁优网：http://www.jyeoo.com"/>
+                    <pic:cNvPicPr>
+                      <a:picLocks noChangeAspect="1"/>
+                    </pic:cNvPicPr>
+                  </pic:nvPicPr>
+                  <pic:blipFill>
+                    <a:blip r:embed="rId19" cstate="print">
+                      <a:extLst>
+                        <a:ext uri="{28A0092B-C50C-407E-A947-70E740481C1C}">
+                          <a14:useLocalDpi xmlns:a14="http://schemas.microsoft.com/office/drawing/2010/main" val="0"/>
+                        </a:ext>
+                      </a:extLst>
+                    </a:blip>
+                    <a:stretch>
+                      <a:fillRect/>
+                    </a:stretch>
+                  </pic:blipFill>
+                  <pic:spPr>
+                    <a:xfrm>
+                      <a:off x="0" y="0"/>
+                      <a:ext cx="1603612" cy="639447"/>
+                    </a:xfrm>
+                    <a:prstGeom prst="rect">
+                      <a:avLst/>
+                    </a:prstGeom>
+                  </pic:spPr>
+                </pic:pic>
+              </a:graphicData>
+            </a:graphic>
+            <wp14:sizeRelH relativeFrom="page">
+              <wp14:pctWidth>0</wp14:pctWidth>
+            </wp14:sizeRelH>
+            <wp14:sizeRelV relativeFrom="page">
+              <wp14:pctHeight>0</wp14:pctHeight>
+            </wp14:sizeRelV>
+          </wp:anchor>
+        </w:drawing>
+      </w:r>
       <w:r>
         <w:rPr>
           <w:noProof/>
@@ -4376,54 +4340,6 @@
       <w:r>
         <w:rPr>
           <w:rFonts w:hint="eastAsia"/>
-          <w:noProof/>
-        </w:rPr>
-        <w:drawing>
-          <wp:inline distT="0" distB="0" distL="0" distR="0" wp14:anchorId="1BD5D1BC" wp14:editId="2819AFC0">
-            <wp:extent cx="2653346" cy="1058032"/>
-            <wp:effectExtent l="0" t="0" r="0" b="8890"/>
-            <wp:docPr id="37" name="图片24" descr="菁优网：http://www.jyeoo.com"/>
-            <wp:cNvGraphicFramePr>
-              <a:graphicFrameLocks xmlns:a="http://schemas.openxmlformats.org/drawingml/2006/main" noChangeAspect="1"/>
-            </wp:cNvGraphicFramePr>
-            <a:graphic xmlns:a="http://schemas.openxmlformats.org/drawingml/2006/main">
-              <a:graphicData uri="http://schemas.openxmlformats.org/drawingml/2006/picture">
-                <pic:pic xmlns:pic="http://schemas.openxmlformats.org/drawingml/2006/picture">
-                  <pic:nvPicPr>
-                    <pic:cNvPr id="37" name="图片24" descr="菁优网：http://www.jyeoo.com"/>
-                    <pic:cNvPicPr>
-                      <a:picLocks noChangeAspect="1"/>
-                    </pic:cNvPicPr>
-                  </pic:nvPicPr>
-                  <pic:blipFill>
-                    <a:blip r:embed="rId19" cstate="print"/>
-                    <a:stretch>
-                      <a:fillRect/>
-                    </a:stretch>
-                  </pic:blipFill>
-                  <pic:spPr>
-                    <a:xfrm>
-                      <a:off x="0" y="0"/>
-                      <a:ext cx="2667084" cy="1063510"/>
-                    </a:xfrm>
-                    <a:prstGeom prst="rect">
-                      <a:avLst/>
-                    </a:prstGeom>
-                  </pic:spPr>
-                </pic:pic>
-              </a:graphicData>
-            </a:graphic>
-          </wp:inline>
-        </w:drawing>
-      </w:r>
-    </w:p>
-    <w:p>
-      <w:pPr>
-        <w:pStyle w:val="123"/>
-      </w:pPr>
-      <w:r>
-        <w:rPr>
-          <w:rFonts w:hint="eastAsia"/>
         </w:rPr>
         <w:t>（</w:t>
       </w:r>
@@ -4457,47 +4373,8 @@
           <w:rFonts w:hint="eastAsia"/>
           <w:u w:val="single"/>
         </w:rPr>
-        <w:t>v</w:t>
-      </w:r>
-      <m:oMath>
-        <m:r>
-          <w:rPr>
-            <w:rFonts w:ascii="Cambria Math" w:hAnsi="Cambria Math"/>
-          </w:rPr>
-          <m:t>=</m:t>
-        </m:r>
-        <m:f>
-          <m:fPr>
-            <m:ctrlPr>
-              <w:rPr>
-                <w:rFonts w:ascii="Cambria Math" w:hAnsi="Cambria Math"/>
-                <w:sz w:val="28"/>
-                <w:szCs w:val="28"/>
-              </w:rPr>
-            </m:ctrlPr>
-          </m:fPr>
-          <m:num>
-            <m:r>
-              <w:rPr>
-                <w:rFonts w:ascii="Cambria Math" w:hAnsi="Cambria Math"/>
-                <w:sz w:val="28"/>
-                <w:szCs w:val="28"/>
-              </w:rPr>
-              <m:t>s</m:t>
-            </m:r>
-          </m:num>
-          <m:den>
-            <m:r>
-              <w:rPr>
-                <w:rFonts w:ascii="Cambria Math" w:hAnsi="Cambria Math"/>
-                <w:sz w:val="28"/>
-                <w:szCs w:val="28"/>
-              </w:rPr>
-              <m:t>t</m:t>
-            </m:r>
-          </m:den>
-        </m:f>
-      </m:oMath>
+        <w:t xml:space="preserve">    </w:t>
+      </w:r>
       <w:r>
         <w:rPr>
           <w:rFonts w:hint="eastAsia"/>
@@ -4947,7 +4824,6 @@
       <w:r>
         <w:rPr>
           <w:rFonts w:hint="eastAsia"/>
-          <w:u w:val="single"/>
         </w:rPr>
         <w:t>_________________________________________________________________</w:t>
       </w:r>
@@ -4963,151 +4839,6 @@
         <w:pStyle w:val="1230"/>
         <w:ind w:left="588"/>
       </w:pPr>
-      <w:r>
-        <w:lastRenderedPageBreak/>
-        <w:t>【答案】（</w:t>
-      </w:r>
-      <w:r>
-        <w:t>1</w:t>
-      </w:r>
-      <w:r>
-        <w:t>）</w:t>
-      </w:r>
-      <w:r>
-        <w:t>v</w:t>
-      </w:r>
-      <m:oMath>
-        <m:r>
-          <m:rPr>
-            <m:sty m:val="p"/>
-          </m:rPr>
-          <w:rPr>
-            <w:rFonts w:ascii="Cambria Math" w:hAnsi="Cambria Math"/>
-          </w:rPr>
-          <m:t>=</m:t>
-        </m:r>
-        <m:f>
-          <m:fPr>
-            <m:ctrlPr>
-              <w:rPr>
-                <w:rFonts w:ascii="Cambria Math" w:hAnsi="Cambria Math"/>
-              </w:rPr>
-            </m:ctrlPr>
-          </m:fPr>
-          <m:num>
-            <m:r>
-              <w:rPr>
-                <w:rFonts w:ascii="Cambria Math" w:hAnsi="Cambria Math"/>
-              </w:rPr>
-              <m:t>s</m:t>
-            </m:r>
-          </m:num>
-          <m:den>
-            <m:r>
-              <w:rPr>
-                <w:rFonts w:ascii="Cambria Math" w:hAnsi="Cambria Math"/>
-              </w:rPr>
-              <m:t>t</m:t>
-            </m:r>
-          </m:den>
-        </m:f>
-      </m:oMath>
-      <w:r>
-        <w:t>；（</w:t>
-      </w:r>
-      <w:r>
-        <w:t>2</w:t>
-      </w:r>
-      <w:r>
-        <w:t>）秒表；（</w:t>
-      </w:r>
-      <w:r>
-        <w:t>3</w:t>
-      </w:r>
-      <w:r>
-        <w:t>）减小；（</w:t>
-      </w:r>
-      <w:r>
-        <w:t>4</w:t>
-      </w:r>
-      <w:r>
-        <w:t>）</w:t>
-      </w:r>
-      <w:r>
-        <w:t>40</w:t>
-      </w:r>
-      <w:r>
-        <w:t>；（</w:t>
-      </w:r>
-      <w:r>
-        <w:t>5</w:t>
-      </w:r>
-      <w:r>
-        <w:t>）变速；根据</w:t>
-      </w:r>
-      <w:r>
-        <w:t>v</w:t>
-      </w:r>
-      <m:oMath>
-        <m:r>
-          <m:rPr>
-            <m:sty m:val="p"/>
-          </m:rPr>
-          <w:rPr>
-            <w:rFonts w:ascii="Cambria Math" w:hAnsi="Cambria Math"/>
-          </w:rPr>
-          <m:t>=</m:t>
-        </m:r>
-        <m:f>
-          <m:fPr>
-            <m:ctrlPr>
-              <w:rPr>
-                <w:rFonts w:ascii="Cambria Math" w:hAnsi="Cambria Math"/>
-              </w:rPr>
-            </m:ctrlPr>
-          </m:fPr>
-          <m:num>
-            <m:r>
-              <w:rPr>
-                <w:rFonts w:ascii="Cambria Math" w:hAnsi="Cambria Math"/>
-              </w:rPr>
-              <m:t>s</m:t>
-            </m:r>
-          </m:num>
-          <m:den>
-            <m:r>
-              <w:rPr>
-                <w:rFonts w:ascii="Cambria Math" w:hAnsi="Cambria Math"/>
-              </w:rPr>
-              <m:t>t</m:t>
-            </m:r>
-          </m:den>
-        </m:f>
-      </m:oMath>
-      <w:r>
-        <w:t>，</w:t>
-      </w:r>
-      <w:r>
-        <w:t>AB</w:t>
-      </w:r>
-      <w:r>
-        <w:t>段和</w:t>
-      </w:r>
-      <w:r>
-        <w:t>BC</w:t>
-      </w:r>
-      <w:r>
-        <w:t>段的路程相等，</w:t>
-      </w:r>
-      <w:r>
-        <w:t>BC</w:t>
-      </w:r>
-      <w:r>
-        <w:t>段的时间更短</w:t>
-      </w:r>
-      <w:r>
-        <w:t>。</w:t>
-      </w:r>
     </w:p>
     <w:p>
       <w:pPr>
@@ -5326,9 +5057,9 @@
           <w:noProof/>
         </w:rPr>
         <w:drawing>
-          <wp:inline distT="0" distB="0" distL="0" distR="0" wp14:anchorId="1FC7DF0C" wp14:editId="51C47FFD">
-            <wp:extent cx="3999865" cy="1491615"/>
-            <wp:effectExtent l="0" t="0" r="5080" b="8890"/>
+          <wp:inline distT="0" distB="0" distL="0" distR="0" wp14:anchorId="1FC7DF0C" wp14:editId="42BD6F90">
+            <wp:extent cx="3302758" cy="1231652"/>
+            <wp:effectExtent l="0" t="0" r="0" b="6985"/>
             <wp:docPr id="38" name="图片24" descr="菁优网：http://www.jyeoo.com"/>
             <wp:cNvGraphicFramePr>
               <a:graphicFrameLocks xmlns:a="http://schemas.openxmlformats.org/drawingml/2006/main" noChangeAspect="1"/>
@@ -5351,7 +5082,7 @@
                   <pic:spPr>
                     <a:xfrm>
                       <a:off x="0" y="0"/>
-                      <a:ext cx="3999865" cy="1491615"/>
+                      <a:ext cx="3326210" cy="1240398"/>
                     </a:xfrm>
                     <a:prstGeom prst="rect">
                       <a:avLst/>
@@ -5786,9 +5517,9 @@
           <w:noProof/>
         </w:rPr>
         <w:drawing>
-          <wp:inline distT="0" distB="0" distL="0" distR="0" wp14:anchorId="7A6EE253" wp14:editId="4E13739B">
-            <wp:extent cx="3402280" cy="1059680"/>
-            <wp:effectExtent l="0" t="0" r="8255" b="7620"/>
+          <wp:inline distT="0" distB="0" distL="0" distR="0" wp14:anchorId="7A6EE253" wp14:editId="32365C0D">
+            <wp:extent cx="2497540" cy="777888"/>
+            <wp:effectExtent l="0" t="0" r="0" b="3175"/>
             <wp:docPr id="39" name="图片24" descr="菁优网：http://www.jyeoo.com"/>
             <wp:cNvGraphicFramePr>
               <a:graphicFrameLocks xmlns:a="http://schemas.openxmlformats.org/drawingml/2006/main" noChangeAspect="1"/>
@@ -5811,7 +5542,7 @@
                   <pic:spPr>
                     <a:xfrm>
                       <a:off x="0" y="0"/>
-                      <a:ext cx="3421190" cy="1065570"/>
+                      <a:ext cx="2539866" cy="791071"/>
                     </a:xfrm>
                     <a:prstGeom prst="rect">
                       <a:avLst/>
@@ -5829,66 +5560,6 @@
         <w:pStyle w:val="1230"/>
         <w:ind w:left="588"/>
       </w:pPr>
-      <w:r>
-        <w:t>【答案】（</w:t>
-      </w:r>
-      <w:r>
-        <w:t>1</w:t>
-      </w:r>
-      <w:r>
-        <w:t>）</w:t>
-      </w:r>
-      <w:r>
-        <w:t>2.0</w:t>
-      </w:r>
-      <w:r>
-        <w:t>；</w:t>
-      </w:r>
-      <w:r>
-        <w:t>1.00</w:t>
-      </w:r>
-      <w:r>
-        <w:t>；（</w:t>
-      </w:r>
-      <w:r>
-        <w:t>2</w:t>
-      </w:r>
-      <w:r>
-        <w:t>）运动；甲车和乙车的位置在发生变化；（</w:t>
-      </w:r>
-      <w:r>
-        <w:t>3</w:t>
-      </w:r>
-      <w:r>
-        <w:t>）</w:t>
-      </w:r>
-      <w:r>
-        <w:t>1.5</w:t>
-      </w:r>
-      <w:r>
-        <w:t>；</w:t>
-      </w:r>
-      <w:r>
-        <w:t>0.04</w:t>
-      </w:r>
-      <w:r>
-        <w:t>；（</w:t>
-      </w:r>
-      <w:r>
-        <w:t>4</w:t>
-      </w:r>
-      <w:r>
-        <w:t>）</w:t>
-      </w:r>
-      <w:r>
-        <w:rPr>
-          <w:rFonts w:ascii="Cambria Math" w:hAnsi="Cambria Math" w:cs="Cambria Math"/>
-        </w:rPr>
-        <w:t>②④</w:t>
-      </w:r>
-      <w:r>
-        <w:t>。</w:t>
-      </w:r>
     </w:p>
     <w:p>
       <w:pPr>
@@ -5912,44 +5583,6 @@
     </w:p>
     <w:p>
       <w:pPr>
-        <w:spacing w:line="360" w:lineRule="auto"/>
-        <w:ind w:leftChars="130" w:left="273"/>
-        <w:rPr>
-          <w:rFonts w:ascii="Times New Roman" w:eastAsia="新宋体" w:hAnsi="Times New Roman"/>
-          <w:szCs w:val="21"/>
-        </w:rPr>
-      </w:pPr>
-    </w:p>
-    <w:p>
-      <w:pPr>
-        <w:spacing w:line="360" w:lineRule="auto"/>
-        <w:ind w:leftChars="130" w:left="273"/>
-        <w:rPr>
-          <w:rFonts w:ascii="Times New Roman" w:eastAsia="新宋体" w:hAnsi="Times New Roman"/>
-          <w:szCs w:val="21"/>
-        </w:rPr>
-      </w:pPr>
-    </w:p>
-    <w:p>
-      <w:pPr>
-        <w:spacing w:line="360" w:lineRule="auto"/>
-        <w:rPr>
-          <w:rFonts w:ascii="Times New Roman" w:eastAsia="新宋体" w:hAnsi="Times New Roman"/>
-          <w:szCs w:val="21"/>
-        </w:rPr>
-      </w:pPr>
-    </w:p>
-    <w:p>
-      <w:pPr>
-        <w:spacing w:line="360" w:lineRule="auto"/>
-        <w:rPr>
-          <w:rFonts w:ascii="Times New Roman" w:eastAsia="新宋体" w:hAnsi="Times New Roman" w:hint="eastAsia"/>
-          <w:szCs w:val="21"/>
-        </w:rPr>
-      </w:pPr>
-    </w:p>
-    <w:p>
-      <w:pPr>
         <w:pStyle w:val="af0"/>
         <w:ind w:left="672" w:hanging="672"/>
       </w:pPr>
@@ -5957,6 +5590,7 @@
         <w:rPr>
           <w:noProof/>
         </w:rPr>
+        <w:lastRenderedPageBreak/>
         <mc:AlternateContent>
           <mc:Choice Requires="wps">
             <w:drawing>
@@ -6122,7 +5756,7 @@
     <w:tbl>
       <w:tblPr>
         <w:tblW w:w="0" w:type="auto"/>
-        <w:tblInd w:w="280" w:type="dxa"/>
+        <w:jc w:val="center"/>
         <w:tblBorders>
           <w:top w:val="single" w:sz="0" w:space="0" w:color="000000"/>
           <w:left w:val="single" w:sz="0" w:space="0" w:color="000000"/>
@@ -6147,6 +5781,9 @@
         <w:gridCol w:w="1215"/>
       </w:tblGrid>
       <w:tr>
+        <w:trPr>
+          <w:jc w:val="center"/>
+        </w:trPr>
         <w:tc>
           <w:tcPr>
             <w:tcW w:w="1260" w:type="dxa"/>
@@ -6239,6 +5876,9 @@
         </w:tc>
       </w:tr>
       <w:tr>
+        <w:trPr>
+          <w:jc w:val="center"/>
+        </w:trPr>
         <w:tc>
           <w:tcPr>
             <w:tcW w:w="1260" w:type="dxa"/>
@@ -6366,6 +6006,9 @@
         </w:tc>
       </w:tr>
       <w:tr>
+        <w:trPr>
+          <w:jc w:val="center"/>
+        </w:trPr>
         <w:tc>
           <w:tcPr>
             <w:tcW w:w="1260" w:type="dxa"/>
@@ -6514,6 +6157,9 @@
         </w:tc>
       </w:tr>
       <w:tr>
+        <w:trPr>
+          <w:jc w:val="center"/>
+        </w:trPr>
         <w:tc>
           <w:tcPr>
             <w:tcW w:w="1260" w:type="dxa"/>
@@ -6693,45 +6339,6 @@
         <w:pStyle w:val="1230"/>
         <w:ind w:left="588"/>
       </w:pPr>
-      <w:r>
-        <w:t>【答案】（</w:t>
-      </w:r>
-      <w:r>
-        <w:t>1</w:t>
-      </w:r>
-      <w:r>
-        <w:t>）列车由上海驶往南京的平均速度为</w:t>
-      </w:r>
-      <w:r>
-        <w:t>120km/h</w:t>
-      </w:r>
-      <w:r>
-        <w:t>；</w:t>
-      </w:r>
-    </w:p>
-    <w:p>
-      <w:pPr>
-        <w:pStyle w:val="1230"/>
-        <w:ind w:left="588"/>
-        <w:rPr>
-          <w:rFonts w:hint="eastAsia"/>
-        </w:rPr>
-      </w:pPr>
-      <w:r>
-        <w:t>（</w:t>
-      </w:r>
-      <w:r>
-        <w:t>2</w:t>
-      </w:r>
-      <w:r>
-        <w:t>）此隧道的长为</w:t>
-      </w:r>
-      <w:r>
-        <w:t>1800m</w:t>
-      </w:r>
-      <w:r>
-        <w:t>。</w:t>
-      </w:r>
     </w:p>
     <w:p>
       <w:pPr>
@@ -6928,9 +6535,9 @@
           <w:noProof/>
         </w:rPr>
         <w:drawing>
-          <wp:inline distT="0" distB="0" distL="0" distR="0" wp14:anchorId="46BC1F40" wp14:editId="71235C34">
-            <wp:extent cx="3937734" cy="2281595"/>
-            <wp:effectExtent l="0" t="0" r="5715" b="4445"/>
+          <wp:inline distT="0" distB="0" distL="0" distR="0" wp14:anchorId="46BC1F40" wp14:editId="15C5545B">
+            <wp:extent cx="3698543" cy="2143004"/>
+            <wp:effectExtent l="0" t="0" r="0" b="0"/>
             <wp:docPr id="40" name="图片24" descr="菁优网：http://www.jyeoo.com"/>
             <wp:cNvGraphicFramePr>
               <a:graphicFrameLocks xmlns:a="http://schemas.openxmlformats.org/drawingml/2006/main" noChangeAspect="1"/>
@@ -6953,7 +6560,7 @@
                   <pic:spPr>
                     <a:xfrm>
                       <a:off x="0" y="0"/>
-                      <a:ext cx="3945707" cy="2286215"/>
+                      <a:ext cx="3715459" cy="2152805"/>
                     </a:xfrm>
                     <a:prstGeom prst="rect">
                       <a:avLst/>
@@ -7299,113 +6906,12 @@
         <w:pStyle w:val="1230"/>
         <w:ind w:left="588"/>
       </w:pPr>
-      <w:r>
-        <w:t>【答案】（</w:t>
-      </w:r>
-      <w:r>
-        <w:t>1</w:t>
-      </w:r>
-      <w:r>
-        <w:t>）</w:t>
-      </w:r>
-      <w:r>
-        <w:rPr>
-          <w:rFonts w:ascii="Cambria Math" w:hAnsi="Cambria Math" w:cs="Cambria Math"/>
-        </w:rPr>
-        <w:t>②</w:t>
-      </w:r>
-      <w:r>
-        <w:t>；（</w:t>
-      </w:r>
-      <w:r>
-        <w:t>2</w:t>
-      </w:r>
-      <w:r>
-        <w:t>）否，汽车的平均速度</w:t>
-      </w:r>
-      <w:r>
-        <w:t>30km/h</w:t>
-      </w:r>
-      <w:r>
-        <w:t>小于</w:t>
-      </w:r>
-      <w:r>
-        <w:t>60km/h</w:t>
-      </w:r>
-      <w:r>
-        <w:t>，汽车没超速；（</w:t>
-      </w:r>
-      <w:r>
-        <w:t>3</w:t>
-      </w:r>
-      <w:r>
-        <w:t>）</w:t>
-      </w:r>
-      <w:r>
-        <w:lastRenderedPageBreak/>
-        <w:t>地铁；速度一定时，路程越长，所用时间越长，则地铁耗时较长；（</w:t>
-      </w:r>
-      <w:r>
-        <w:t>4</w:t>
-      </w:r>
-      <w:r>
-        <w:t>）船横渡江面的时间为</w:t>
-      </w:r>
-      <w:r>
-        <w:t>100s</w:t>
-      </w:r>
-      <w:r>
-        <w:t>；图像如图所示。</w:t>
-      </w:r>
     </w:p>
     <w:p>
       <w:pPr>
         <w:pStyle w:val="1230"/>
         <w:ind w:left="588"/>
       </w:pPr>
-      <w:r>
-        <w:rPr>
-          <w:rFonts w:hint="eastAsia"/>
-          <w:noProof/>
-        </w:rPr>
-        <w:drawing>
-          <wp:inline distT="0" distB="0" distL="0" distR="0" wp14:anchorId="56E7AD41" wp14:editId="10EE8D4E">
-            <wp:extent cx="971550" cy="1104900"/>
-            <wp:effectExtent l="0" t="0" r="0" b="6985"/>
-            <wp:docPr id="41" name="图片24" descr="菁优网：http://www.jyeoo.com"/>
-            <wp:cNvGraphicFramePr>
-              <a:graphicFrameLocks xmlns:a="http://schemas.openxmlformats.org/drawingml/2006/main" noChangeAspect="1"/>
-            </wp:cNvGraphicFramePr>
-            <a:graphic xmlns:a="http://schemas.openxmlformats.org/drawingml/2006/main">
-              <a:graphicData uri="http://schemas.openxmlformats.org/drawingml/2006/picture">
-                <pic:pic xmlns:pic="http://schemas.openxmlformats.org/drawingml/2006/picture">
-                  <pic:nvPicPr>
-                    <pic:cNvPr id="41" name="图片24" descr="菁优网：http://www.jyeoo.com"/>
-                    <pic:cNvPicPr>
-                      <a:picLocks noChangeAspect="1"/>
-                    </pic:cNvPicPr>
-                  </pic:nvPicPr>
-                  <pic:blipFill>
-                    <a:blip r:embed="rId23" cstate="print"/>
-                    <a:stretch>
-                      <a:fillRect/>
-                    </a:stretch>
-                  </pic:blipFill>
-                  <pic:spPr>
-                    <a:xfrm>
-                      <a:off x="0" y="0"/>
-                      <a:ext cx="971943" cy="1105347"/>
-                    </a:xfrm>
-                    <a:prstGeom prst="rect">
-                      <a:avLst/>
-                    </a:prstGeom>
-                  </pic:spPr>
-                </pic:pic>
-              </a:graphicData>
-            </a:graphic>
-          </wp:inline>
-        </w:drawing>
-      </w:r>
     </w:p>
     <w:p>
       <w:pPr>
@@ -7431,6 +6937,7 @@
           <w:rFonts w:ascii="Times New Roman" w:eastAsiaTheme="majorEastAsia" w:hAnsi="Times New Roman" w:cs="Times New Roman"/>
           <w:noProof/>
         </w:rPr>
+        <w:lastRenderedPageBreak/>
         <mc:AlternateContent>
           <mc:Choice Requires="wpg">
             <w:drawing>
@@ -8462,7 +7969,7 @@
                     </pic:cNvPicPr>
                   </pic:nvPicPr>
                   <pic:blipFill>
-                    <a:blip r:embed="rId24" cstate="print"/>
+                    <a:blip r:embed="rId23" cstate="print"/>
                     <a:stretch>
                       <a:fillRect/>
                     </a:stretch>
@@ -8488,146 +7995,63 @@
         <w:pStyle w:val="1230"/>
         <w:ind w:left="588"/>
       </w:pPr>
-      <w:r>
-        <w:rPr>
-          <w:rFonts w:hint="eastAsia"/>
-        </w:rPr>
-        <w:t>【</w:t>
-      </w:r>
-      <w:r>
-        <w:rPr>
-          <w:rFonts w:hint="eastAsia"/>
-        </w:rPr>
-        <w:t>答案</w:t>
-      </w:r>
-      <w:r>
-        <w:rPr>
-          <w:rFonts w:hint="eastAsia"/>
-        </w:rPr>
-        <w:t>】</w:t>
-      </w:r>
     </w:p>
     <w:p>
       <w:pPr>
         <w:pStyle w:val="1230"/>
         <w:ind w:left="588"/>
       </w:pPr>
-      <w:r>
-        <w:rPr>
-          <w:rFonts w:hint="eastAsia"/>
-        </w:rPr>
-        <w:lastRenderedPageBreak/>
-        <w:t>（</w:t>
-      </w:r>
-      <w:r>
-        <w:rPr>
-          <w:rFonts w:hint="eastAsia"/>
-        </w:rPr>
-        <w:t>1</w:t>
-      </w:r>
-      <w:r>
-        <w:rPr>
-          <w:rFonts w:hint="eastAsia"/>
-        </w:rPr>
-        <w:t>）慢；（</w:t>
-      </w:r>
-      <w:r>
-        <w:rPr>
-          <w:rFonts w:hint="eastAsia"/>
-        </w:rPr>
-        <w:t>2</w:t>
-      </w:r>
-      <w:r>
-        <w:rPr>
-          <w:rFonts w:hint="eastAsia"/>
-        </w:rPr>
-        <w:t>）</w:t>
-      </w:r>
-      <w:r>
-        <w:rPr>
-          <w:rFonts w:hint="eastAsia"/>
-          <w:noProof/>
-        </w:rPr>
-        <w:drawing>
-          <wp:inline distT="0" distB="0" distL="0" distR="0" wp14:anchorId="6251EA82" wp14:editId="288B404F">
-            <wp:extent cx="1282535" cy="1110575"/>
-            <wp:effectExtent l="0" t="0" r="0" b="0"/>
-            <wp:docPr id="32" name="图片24" descr="菁优网：http://www.jyeoo.com"/>
-            <wp:cNvGraphicFramePr>
-              <a:graphicFrameLocks xmlns:a="http://schemas.openxmlformats.org/drawingml/2006/main" noChangeAspect="1"/>
-            </wp:cNvGraphicFramePr>
-            <a:graphic xmlns:a="http://schemas.openxmlformats.org/drawingml/2006/main">
-              <a:graphicData uri="http://schemas.openxmlformats.org/drawingml/2006/picture">
-                <pic:pic xmlns:pic="http://schemas.openxmlformats.org/drawingml/2006/picture">
-                  <pic:nvPicPr>
-                    <pic:cNvPr id="32" name="图片24" descr="菁优网：http://www.jyeoo.com"/>
-                    <pic:cNvPicPr>
-                      <a:picLocks noChangeAspect="1"/>
-                    </pic:cNvPicPr>
-                  </pic:nvPicPr>
-                  <pic:blipFill>
-                    <a:blip r:embed="rId25" cstate="print"/>
-                    <a:stretch>
-                      <a:fillRect/>
-                    </a:stretch>
-                  </pic:blipFill>
-                  <pic:spPr>
-                    <a:xfrm>
-                      <a:off x="0" y="0"/>
-                      <a:ext cx="1287175" cy="1114593"/>
-                    </a:xfrm>
-                    <a:prstGeom prst="rect">
-                      <a:avLst/>
-                    </a:prstGeom>
-                  </pic:spPr>
-                </pic:pic>
-              </a:graphicData>
-            </a:graphic>
-          </wp:inline>
-        </w:drawing>
-      </w:r>
-      <w:r>
-        <w:rPr>
-          <w:rFonts w:hint="eastAsia"/>
-        </w:rPr>
-        <w:t>（</w:t>
-      </w:r>
-      <w:r>
-        <w:rPr>
-          <w:rFonts w:hint="eastAsia"/>
-        </w:rPr>
-        <w:t>3</w:t>
-      </w:r>
-      <w:r>
-        <w:rPr>
-          <w:rFonts w:hint="eastAsia"/>
-        </w:rPr>
-        <w:t>）在相同时间内，气泡通过的路程近似相同；（</w:t>
-      </w:r>
-      <w:r>
-        <w:rPr>
-          <w:rFonts w:hint="eastAsia"/>
-        </w:rPr>
-        <w:t>4</w:t>
-      </w:r>
-      <w:r>
-        <w:rPr>
-          <w:rFonts w:hint="eastAsia"/>
-        </w:rPr>
-        <w:t>）</w:t>
-      </w:r>
-      <w:r>
-        <w:rPr>
-          <w:rFonts w:hint="eastAsia"/>
-        </w:rPr>
-        <w:t>6.2</w:t>
-      </w:r>
-      <w:r>
-        <w:rPr>
-          <w:rFonts w:hint="eastAsia"/>
-        </w:rPr>
-        <w:t>。</w:t>
-      </w:r>
+    </w:p>
+    <w:p>
+      <w:pPr>
+        <w:pStyle w:val="1230"/>
+        <w:ind w:left="588"/>
+      </w:pPr>
+    </w:p>
+    <w:p>
+      <w:pPr>
+        <w:pStyle w:val="1230"/>
+        <w:ind w:left="588"/>
+      </w:pPr>
+    </w:p>
+    <w:p>
+      <w:pPr>
+        <w:pStyle w:val="1230"/>
+        <w:ind w:left="588"/>
+      </w:pPr>
+    </w:p>
+    <w:p>
+      <w:pPr>
+        <w:pStyle w:val="1230"/>
+        <w:ind w:left="588"/>
+      </w:pPr>
+    </w:p>
+    <w:p>
+      <w:pPr>
+        <w:pStyle w:val="1230"/>
+        <w:ind w:left="588"/>
+      </w:pPr>
+    </w:p>
+    <w:p>
+      <w:pPr>
+        <w:pStyle w:val="1230"/>
+        <w:ind w:left="588"/>
+      </w:pPr>
+    </w:p>
+    <w:p>
+      <w:pPr>
+        <w:pStyle w:val="1230"/>
+        <w:ind w:left="588"/>
+      </w:pPr>
+    </w:p>
+    <w:p>
+      <w:pPr>
+        <w:pStyle w:val="1230"/>
+        <w:ind w:left="588"/>
+        <w:rPr>
+          <w:rFonts w:hint="eastAsia"/>
+        </w:rPr>
+      </w:pPr>
     </w:p>
     <w:p>
       <w:pPr>
@@ -8638,6 +8062,7 @@
         <w:rPr>
           <w:noProof/>
         </w:rPr>
+        <w:lastRenderedPageBreak/>
         <mc:AlternateContent>
           <mc:Choice Requires="wps">
             <w:drawing>
@@ -8815,7 +8240,7 @@
                     </pic:cNvPicPr>
                   </pic:nvPicPr>
                   <pic:blipFill>
-                    <a:blip r:embed="rId26" cstate="print"/>
+                    <a:blip r:embed="rId24" cstate="print"/>
                     <a:stretch>
                       <a:fillRect/>
                     </a:stretch>
@@ -9417,7 +8842,7 @@
                     </pic:cNvPicPr>
                   </pic:nvPicPr>
                   <pic:blipFill>
-                    <a:blip r:embed="rId27" cstate="print"/>
+                    <a:blip r:embed="rId25" cstate="print"/>
                     <a:stretch>
                       <a:fillRect/>
                     </a:stretch>
@@ -9443,45 +8868,6 @@
         <w:pStyle w:val="1230"/>
         <w:ind w:left="588"/>
       </w:pPr>
-      <w:r>
-        <w:t>【答案】（</w:t>
-      </w:r>
-      <w:r>
-        <w:t>1</w:t>
-      </w:r>
-      <w:r>
-        <w:t>）乙；（</w:t>
-      </w:r>
-      <w:r>
-        <w:t>2</w:t>
-      </w:r>
-      <w:r>
-        <w:t>）下落的时间；大；高度；（</w:t>
-      </w:r>
-      <w:r>
-        <w:t>3</w:t>
-      </w:r>
-      <w:r>
-        <w:t>）</w:t>
-      </w:r>
-      <w:r>
-        <w:t>0.2</w:t>
-      </w:r>
-      <w:r>
-        <w:t>；（</w:t>
-      </w:r>
-      <w:r>
-        <w:t>4</w:t>
-      </w:r>
-      <w:r>
-        <w:t>）</w:t>
-      </w:r>
-      <w:r>
-        <w:t>A</w:t>
-      </w:r>
-      <w:r>
-        <w:t>。</w:t>
-      </w:r>
     </w:p>
     <w:p>
       <w:pPr>
@@ -9490,10 +8876,10 @@
       </w:pPr>
     </w:p>
     <w:sectPr>
-      <w:headerReference w:type="even" r:id="rId28"/>
-      <w:headerReference w:type="default" r:id="rId29"/>
-      <w:footerReference w:type="even" r:id="rId30"/>
-      <w:footerReference w:type="default" r:id="rId31"/>
+      <w:headerReference w:type="even" r:id="rId26"/>
+      <w:headerReference w:type="default" r:id="rId27"/>
+      <w:footerReference w:type="even" r:id="rId28"/>
+      <w:footerReference w:type="default" r:id="rId29"/>
       <w:pgSz w:w="10319" w:h="14515"/>
       <w:pgMar w:top="1134" w:right="1021" w:bottom="851" w:left="1021" w:header="737" w:footer="567" w:gutter="0"/>
       <w:pgNumType w:start="1"/>
@@ -10194,6 +9580,7 @@
   <w:style w:type="character" w:default="1" w:styleId="a0">
     <w:name w:val="Default Paragraph Font"/>
     <w:uiPriority w:val="1"/>
+    <w:semiHidden/>
     <w:unhideWhenUsed/>
   </w:style>
   <w:style w:type="table" w:default="1" w:styleId="a1">
